--- a/LAB4/Lab4_TranHoQuangVinh_1150080082.docx
+++ b/LAB4/Lab4_TranHoQuangVinh_1150080082.docx
@@ -11,6 +11,12 @@
       <w:r>
         <w:t>Link video:</w:t>
       </w:r>
+      <w:r>
+        <w:t xml:space="preserve"> </w:t>
+      </w:r>
+      <w:r>
+        <w:t>https://youtu.be/Vt3s8dTlxEc</w:t>
+      </w:r>
     </w:p>
     <w:p/>
     <w:p>
@@ -25,6 +31,9 @@
     </w:p>
     <w:p>
       <w:r>
+        <w:rPr>
+          <w:noProof/>
+        </w:rPr>
         <w:drawing>
           <wp:inline distT="0" distB="0" distL="0" distR="0" wp14:anchorId="292127F7" wp14:editId="357DBEA9">
             <wp:extent cx="5943600" cy="3342005"/>
@@ -75,6 +84,9 @@
     </w:p>
     <w:p>
       <w:r>
+        <w:rPr>
+          <w:noProof/>
+        </w:rPr>
         <w:drawing>
           <wp:inline distT="0" distB="0" distL="0" distR="0" wp14:anchorId="5132D900" wp14:editId="2BC2F163">
             <wp:extent cx="6057900" cy="3408215"/>
@@ -119,6 +131,9 @@
     </w:p>
     <w:p>
       <w:r>
+        <w:rPr>
+          <w:noProof/>
+        </w:rPr>
         <w:drawing>
           <wp:inline distT="0" distB="0" distL="0" distR="0" wp14:anchorId="1C37A2D6" wp14:editId="533601C3">
             <wp:extent cx="5943600" cy="3342005"/>
@@ -166,6 +181,9 @@
     </w:p>
     <w:p>
       <w:r>
+        <w:rPr>
+          <w:noProof/>
+        </w:rPr>
         <w:drawing>
           <wp:inline distT="0" distB="0" distL="0" distR="0" wp14:anchorId="369461D3" wp14:editId="7FFC68A5">
             <wp:extent cx="5943600" cy="3342005"/>
@@ -210,6 +228,9 @@
     </w:p>
     <w:p>
       <w:r>
+        <w:rPr>
+          <w:noProof/>
+        </w:rPr>
         <w:drawing>
           <wp:inline distT="0" distB="0" distL="0" distR="0" wp14:anchorId="4418A1EE" wp14:editId="39ACAA44">
             <wp:extent cx="5943600" cy="3342005"/>
@@ -4866,6 +4887,7 @@
   <w:style w:type="character" w:default="1" w:styleId="Phngmcinhcuaoanvn">
     <w:name w:val="Default Paragraph Font"/>
     <w:uiPriority w:val="1"/>
+    <w:semiHidden/>
     <w:unhideWhenUsed/>
   </w:style>
   <w:style w:type="table" w:default="1" w:styleId="BangThngthng">
